--- a/datalab-sprint2/Datalab1_Sprint2_Samenwerkingsovereenkomst_Groep3.docx
+++ b/datalab-sprint2/Datalab1_Sprint2_Samenwerkingsovereenkomst_Groep3.docx
@@ -467,7 +467,7 @@
                 <w:sz w:val="20"/>
                 <w:szCs w:val="20"/>
               </w:rPr>
-              <w:t xml:space="preserve">Joshua Ferreira ([studentnummer])</w:t>
+              <w:t xml:space="preserve">Joshua Ferreira (26108569)</w:t>
             </w:r>
           </w:p>
         </w:tc>

--- a/datalab-sprint2/Datalab1_Sprint2_Samenwerkingsovereenkomst_Groep3.docx
+++ b/datalab-sprint2/Datalab1_Sprint2_Samenwerkingsovereenkomst_Groep3.docx
@@ -729,7 +729,7 @@
                 <w:sz w:val="18"/>
                 <w:szCs w:val="18"/>
               </w:rPr>
-              <w:t xml:space="preserve">Dataset CBS zoeken, grafiek in Python, hoofdstuk 3</w:t>
+              <w:t xml:space="preserve">Dataset CBS zoeken, grafiek in Excel, hoofdstuk 3</w:t>
             </w:r>
           </w:p>
         </w:tc>
@@ -815,7 +815,7 @@
                 <w:sz w:val="18"/>
                 <w:szCs w:val="18"/>
               </w:rPr>
-              <w:t xml:space="preserve">Code en versiebeheer, hoofdstuk 5 (advies en data), checklist</w:t>
+              <w:t xml:space="preserve">Excel-bestanden en versiebeheer, hoofdstuk 5 (advies en data), checklist</w:t>
             </w:r>
           </w:p>
         </w:tc>
@@ -1399,7 +1399,7 @@
                 <w:sz w:val="18"/>
                 <w:szCs w:val="18"/>
               </w:rPr>
-              <w:t xml:space="preserve">Google Colab / GitHub</w:t>
+              <w:t xml:space="preserve">Excel (in de gedeelde map)</w:t>
             </w:r>
           </w:p>
         </w:tc>
@@ -1426,7 +1426,7 @@
                 <w:sz w:val="18"/>
                 <w:szCs w:val="18"/>
               </w:rPr>
-              <w:t xml:space="preserve">Python-code en datasets</w:t>
+              <w:t xml:space="preserve">Datasets en grafieken</w:t>
             </w:r>
           </w:p>
         </w:tc>
@@ -1453,7 +1453,7 @@
                 <w:sz w:val="18"/>
                 <w:szCs w:val="18"/>
               </w:rPr>
-              <w:t xml:space="preserve">Code in één gedeeld notebook; elke wijziging met een korte beschrijving</w:t>
+              <w:t xml:space="preserve">Eén Excel-bestand per dataset met de bron erbij; wijzigingen melden in de WhatsApp-groep</w:t>
             </w:r>
           </w:p>
         </w:tc>
@@ -1626,7 +1626,7 @@
     </w:p>
     <w:p>
       <w:r>
-        <w:t xml:space="preserve">We bewaren en delen al onze documenten in één gedeelde OneDrive-map, zodat iedereen altijd bij de meest recente bestanden kan. We werken zoveel mogelijk in gedeelde documenten om te voorkomen dat er verschillende versies ontstaan. Bestanden krijgen een duidelijke naam met versienummer en datum. Elke bron die iemand gebruikt, wordt direct toegevoegd aan de gedeelde bronnenlijst met de APA-vermelding en de CRAAP-beoordeling, zodat we dat niet op het laatst hoeven te doen (ons verbeterpunt uit sprint 1). Code staat in één gedeeld Colab-notebook.</w:t>
+        <w:t xml:space="preserve">We bewaren en delen al onze documenten in één gedeelde OneDrive-map, zodat iedereen altijd bij de meest recente bestanden kan. We werken zoveel mogelijk in gedeelde documenten om te voorkomen dat er verschillende versies ontstaan. Bestanden krijgen een duidelijke naam met versienummer en datum. Elke bron die iemand gebruikt, wordt direct toegevoegd aan de gedeelde bronnenlijst met de APA-vermelding en de CRAAP-beoordeling, zodat we dat niet op het laatst hoeven te doen (ons verbeterpunt uit sprint 1). Datasets en grafieken staan in Excel-bestanden in dezelfde map.</w:t>
       </w:r>
     </w:p>
     <w:p>
@@ -1668,7 +1668,7 @@
     </w:p>
     <w:p>
       <w:r>
-        <w:t xml:space="preserve">Generatieve AI (zoals ChatGPT of Claude) mogen we gebruiken voor het verbeteren van teksten, het controleren van code en het uitleggen van begrippen, maar nooit als bron: elk feit moet terug te vinden zijn in een echte bron die we zelf hebben gecontroleerd. In de reflectie beschrijven we hoe we GenAI hebben gebruikt. Feedback geven we eerlijk en respectvol, gericht op het werk en niet op de persoon.</w:t>
+        <w:t xml:space="preserve">Generatieve AI (zoals ChatGPT of Claude) mogen we gebruiken voor het verbeteren van teksten en het uitleggen van begrippen, maar nooit als bron: elk feit moet terug te vinden zijn in een echte bron die we zelf hebben gecontroleerd. In de reflectie beschrijven we hoe we GenAI hebben gebruikt. Feedback geven we eerlijk en respectvol, gericht op het werk en niet op de persoon.</w:t>
       </w:r>
     </w:p>
     <w:p>
